--- a/Türkalp Kucur Cv.docx
+++ b/Türkalp Kucur Cv.docx
@@ -1069,7 +1069,16 @@
         <w:jc w:val="both"/>
       </w:pPr>
       <w:r>
-        <w:t>01/2022 - Devam Ediyor</w:t>
+        <w:t xml:space="preserve">01/2022 </w:t>
+      </w:r>
+      <w:r>
+        <w:t>–</w:t>
+      </w:r>
+      <w:r>
+        <w:t xml:space="preserve"> </w:t>
+      </w:r>
+      <w:r>
+        <w:t>07/2026</w:t>
       </w:r>
     </w:p>
     <w:p>
@@ -1889,7 +1898,6 @@
         <w:docPartUnique/>
       </w:docPartObj>
     </w:sdtPr>
-    <w:sdtEndPr/>
     <w:sdtContent>
       <w:p>
         <w:pPr>
